--- a/results/scRNA-seq Analysis Results.docx
+++ b/results/scRNA-seq Analysis Results.docx
@@ -1033,7 +1033,306 @@
         <w:t>The top 2,000 highly variable genes were selected for subsequent analysis.</w:t>
       </w:r>
     </w:p>
-    <w:p/>
+    <w:p>
+      <w:pPr>
+        <w:pBdr>
+          <w:bottom w:val="single" w:sz="4" w:space="3" w:color="auto"/>
+        </w:pBdr>
+        <w:rPr>
+          <w:rFonts w:ascii="Times New Roman" w:eastAsia="Times New Roman" w:hAnsi="Times New Roman" w:cs="Times New Roman"/>
+          <w:kern w:val="0"/>
+          <w14:ligatures w14:val="none"/>
+        </w:rPr>
+      </w:pPr>
+    </w:p>
+    <w:p>
+      <w:r>
+        <w:pict w14:anchorId="1AB79948">
+          <v:rect id="_x0000_i1031" style="width:0;height:1.5pt" o:hralign="center" o:hrstd="t" o:hr="t" fillcolor="#a0a0a0" stroked="f"/>
+        </w:pict>
+      </w:r>
+    </w:p>
+    <w:p>
+      <w:proofErr w:type="spellStart"/>
+      <w:r>
+        <w:rPr>
+          <w:b/>
+          <w:bCs/>
+        </w:rPr>
+        <w:lastRenderedPageBreak/>
+        <w:t>scRNA</w:t>
+      </w:r>
+      <w:proofErr w:type="spellEnd"/>
+      <w:r>
+        <w:rPr>
+          <w:b/>
+          <w:bCs/>
+        </w:rPr>
+        <w:t>-seq Analysis Results — Progress Summary (Omar's part)</w:t>
+      </w:r>
+    </w:p>
+    <w:p>
+      <w:r>
+        <w:rPr>
+          <w:b/>
+          <w:bCs/>
+        </w:rPr>
+        <w:t>1. PCA (Dimensionality Reduction)</w:t>
+      </w:r>
+    </w:p>
+    <w:p>
+      <w:pPr>
+        <w:numPr>
+          <w:ilvl w:val="0"/>
+          <w:numId w:val="1"/>
+        </w:numPr>
+      </w:pPr>
+      <w:r>
+        <w:t>Principal Component Analysis (PCA) was performed on the scaled data</w:t>
+      </w:r>
+    </w:p>
+    <w:p>
+      <w:pPr>
+        <w:numPr>
+          <w:ilvl w:val="0"/>
+          <w:numId w:val="1"/>
+        </w:numPr>
+      </w:pPr>
+      <w:r>
+        <w:t>The first 30 principal components were used, following the methodology of the original paper</w:t>
+      </w:r>
+    </w:p>
+    <w:p>
+      <w:pPr>
+        <w:numPr>
+          <w:ilvl w:val="0"/>
+          <w:numId w:val="1"/>
+        </w:numPr>
+      </w:pPr>
+      <w:r>
+        <w:t>An Elbow Plot was examined to confirm the appropriate number of PCs</w:t>
+      </w:r>
+    </w:p>
+    <w:p>
+      <w:r>
+        <w:rPr>
+          <w:b/>
+          <w:bCs/>
+        </w:rPr>
+        <w:t>2. Batch Correction (Harmony)</w:t>
+      </w:r>
+    </w:p>
+    <w:p>
+      <w:pPr>
+        <w:numPr>
+          <w:ilvl w:val="0"/>
+          <w:numId w:val="2"/>
+        </w:numPr>
+      </w:pPr>
+      <w:r>
+        <w:t>The data showed a clear batch effect across the five samples (BRBMET2, BRBMET3, BRBMET87, LUBMET1, LUBMET7)</w:t>
+      </w:r>
+    </w:p>
+    <w:p>
+      <w:pPr>
+        <w:numPr>
+          <w:ilvl w:val="0"/>
+          <w:numId w:val="2"/>
+        </w:numPr>
+      </w:pPr>
+      <w:r>
+        <w:t>Harmony was used to correct for batch effects (</w:t>
+      </w:r>
+      <w:proofErr w:type="spellStart"/>
+      <w:proofErr w:type="gramStart"/>
+      <w:r>
+        <w:t>group.by.vars</w:t>
+      </w:r>
+      <w:proofErr w:type="spellEnd"/>
+      <w:proofErr w:type="gramEnd"/>
+      <w:r>
+        <w:t xml:space="preserve"> = "</w:t>
+      </w:r>
+      <w:proofErr w:type="spellStart"/>
+      <w:proofErr w:type="gramStart"/>
+      <w:r>
+        <w:t>orig.ident</w:t>
+      </w:r>
+      <w:proofErr w:type="spellEnd"/>
+      <w:proofErr w:type="gramEnd"/>
+      <w:r>
+        <w:t xml:space="preserve">", </w:t>
+      </w:r>
+      <w:proofErr w:type="spellStart"/>
+      <w:r>
+        <w:t>dims.use</w:t>
+      </w:r>
+      <w:proofErr w:type="spellEnd"/>
+      <w:r>
+        <w:t xml:space="preserve"> = 1:30)</w:t>
+      </w:r>
+    </w:p>
+    <w:p>
+      <w:pPr>
+        <w:numPr>
+          <w:ilvl w:val="0"/>
+          <w:numId w:val="2"/>
+        </w:numPr>
+      </w:pPr>
+      <w:r>
+        <w:t>After correction, most samples showed good overlap in the UMAP, except for LUBMET1, which remained partially separated — most likely due to differences in sequencing depth rather than a true biological difference</w:t>
+      </w:r>
+    </w:p>
+    <w:p>
+      <w:r>
+        <w:rPr>
+          <w:b/>
+          <w:bCs/>
+        </w:rPr>
+        <w:t>3. Clustering</w:t>
+      </w:r>
+    </w:p>
+    <w:p>
+      <w:pPr>
+        <w:numPr>
+          <w:ilvl w:val="0"/>
+          <w:numId w:val="3"/>
+        </w:numPr>
+      </w:pPr>
+      <w:r>
+        <w:t xml:space="preserve">14 clusters (0 to 13) were identified using </w:t>
+      </w:r>
+      <w:proofErr w:type="spellStart"/>
+      <w:r>
+        <w:t>FindNeighbors</w:t>
+      </w:r>
+      <w:proofErr w:type="spellEnd"/>
+      <w:r>
+        <w:t xml:space="preserve"> + </w:t>
+      </w:r>
+      <w:proofErr w:type="spellStart"/>
+      <w:r>
+        <w:t>FindClusters</w:t>
+      </w:r>
+      <w:proofErr w:type="spellEnd"/>
+      <w:r>
+        <w:t xml:space="preserve"> (resolution = 0.5) on the Harmony reduction</w:t>
+      </w:r>
+    </w:p>
+    <w:p>
+      <w:pPr>
+        <w:numPr>
+          <w:ilvl w:val="0"/>
+          <w:numId w:val="3"/>
+        </w:numPr>
+      </w:pPr>
+      <w:r>
+        <w:t>UMAP visualization was generated to display the clusters</w:t>
+      </w:r>
+    </w:p>
+    <w:p>
+      <w:r>
+        <w:rPr>
+          <w:b/>
+          <w:bCs/>
+        </w:rPr>
+        <w:t>4. Marker Gene Identification</w:t>
+      </w:r>
+    </w:p>
+    <w:p>
+      <w:pPr>
+        <w:numPr>
+          <w:ilvl w:val="0"/>
+          <w:numId w:val="4"/>
+        </w:numPr>
+      </w:pPr>
+      <w:proofErr w:type="spellStart"/>
+      <w:r>
+        <w:t>FindAllMarkers</w:t>
+      </w:r>
+      <w:proofErr w:type="spellEnd"/>
+      <w:r>
+        <w:t xml:space="preserve"> was used to identify the top marker genes for each cluster</w:t>
+      </w:r>
+    </w:p>
+    <w:p>
+      <w:pPr>
+        <w:numPr>
+          <w:ilvl w:val="0"/>
+          <w:numId w:val="4"/>
+        </w:numPr>
+      </w:pPr>
+      <w:r>
+        <w:t xml:space="preserve">Preliminary (unconfirmed) results suggest the presence of: Macrophages/Microglia, Tumor cells, </w:t>
+      </w:r>
+      <w:proofErr w:type="gramStart"/>
+      <w:r>
+        <w:t>Proliferating</w:t>
+      </w:r>
+      <w:proofErr w:type="gramEnd"/>
+      <w:r>
+        <w:t xml:space="preserve"> cells, T cells, Oligodendrocytes, Fibroblasts, B cells, Endothelial cells, and other cell types — pending final review</w:t>
+      </w:r>
+    </w:p>
+    <w:p>
+      <w:r>
+        <w:rPr>
+          <w:b/>
+          <w:bCs/>
+        </w:rPr>
+        <w:t xml:space="preserve">5. Fibroblast </w:t>
+      </w:r>
+      <w:proofErr w:type="spellStart"/>
+      <w:r>
+        <w:rPr>
+          <w:b/>
+          <w:bCs/>
+        </w:rPr>
+        <w:t>Subclustering</w:t>
+      </w:r>
+      <w:proofErr w:type="spellEnd"/>
+    </w:p>
+    <w:p>
+      <w:pPr>
+        <w:numPr>
+          <w:ilvl w:val="0"/>
+          <w:numId w:val="5"/>
+        </w:numPr>
+      </w:pPr>
+      <w:r>
+        <w:t>The Fibroblast cluster (cluster 7) was isolated and re-analyzed through sub-clustering</w:t>
+      </w:r>
+    </w:p>
+    <w:p>
+      <w:pPr>
+        <w:numPr>
+          <w:ilvl w:val="0"/>
+          <w:numId w:val="5"/>
+        </w:numPr>
+      </w:pPr>
+      <w:r>
+        <w:t>3 subclusters (0, 1, 2) were identified within the Fibroblast population</w:t>
+      </w:r>
+    </w:p>
+    <w:p>
+      <w:pPr>
+        <w:numPr>
+          <w:ilvl w:val="0"/>
+          <w:numId w:val="5"/>
+        </w:numPr>
+      </w:pPr>
+      <w:r>
+        <w:t>Top marker genes were identified for each subcluster</w:t>
+      </w:r>
+    </w:p>
+    <w:p>
+      <w:pPr>
+        <w:pBdr>
+          <w:top w:val="single" w:sz="4" w:space="1" w:color="auto"/>
+          <w:bottom w:val="single" w:sz="4" w:space="1" w:color="auto"/>
+        </w:pBdr>
+      </w:pPr>
+    </w:p>
     <w:sectPr>
       <w:pgSz w:w="12240" w:h="15840"/>
       <w:pgMar w:top="1440" w:right="1440" w:bottom="1440" w:left="1440" w:header="720" w:footer="720" w:gutter="0"/>
@@ -1042,6 +1341,923 @@
     </w:sectPr>
   </w:body>
 </w:document>
+</file>
+
+<file path=word/numbering.xml><?xml version="1.0" encoding="utf-8"?>
+<w:numbering xmlns:wpc="http://schemas.microsoft.com/office/word/2010/wordprocessingCanvas" xmlns:cx="http://schemas.microsoft.com/office/drawing/2014/chartex" xmlns:cx1="http://schemas.microsoft.com/office/drawing/2015/9/8/chartex" xmlns:cx2="http://schemas.microsoft.com/office/drawing/2015/10/21/chartex" xmlns:cx3="http://schemas.microsoft.com/office/drawing/2016/5/9/chartex" xmlns:cx4="http://schemas.microsoft.com/office/drawing/2016/5/10/chartex" xmlns:cx5="http://schemas.microsoft.com/office/drawing/2016/5/11/chartex" xmlns:cx6="http://schemas.microsoft.com/office/drawing/2016/5/12/chartex" xmlns:cx7="http://schemas.microsoft.com/office/drawing/2016/5/13/chartex" xmlns:cx8="http://schemas.microsoft.com/office/drawing/2016/5/14/chartex" xmlns:mc="http://schemas.openxmlformats.org/markup-compatibility/2006" xmlns:aink="http://schemas.microsoft.com/office/drawing/2016/ink" xmlns:am3d="http://schemas.microsoft.com/office/drawing/2017/model3d" xmlns:o="urn:schemas-microsoft-com:office:office" xmlns:oel="http://schemas.microsoft.com/office/2019/extlst" xmlns:r="http://schemas.openxmlformats.org/officeDocument/2006/relationships" xmlns:m="http://schemas.openxmlformats.org/officeDocument/2006/math" xmlns:v="urn:schemas-microsoft-com:vml" xmlns:wp14="http://schemas.microsoft.com/office/word/2010/wordprocessingDrawing" xmlns:wp="http://schemas.openxmlformats.org/drawingml/2006/wordprocessingDrawing" xmlns:w10="urn:schemas-microsoft-com:office:word" xmlns:w="http://schemas.openxmlformats.org/wordprocessingml/2006/main" xmlns:w14="http://schemas.microsoft.com/office/word/2010/wordml" xmlns:w15="http://schemas.microsoft.com/office/word/2012/wordml" xmlns:w16cex="http://schemas.microsoft.com/office/word/2018/wordml/cex" xmlns:w16cid="http://schemas.microsoft.com/office/word/2016/wordml/cid" xmlns:w16="http://schemas.microsoft.com/office/word/2018/wordml" xmlns:w16du="http://schemas.microsoft.com/office/word/2023/wordml/word16du" xmlns:w16sdtdh="http://schemas.microsoft.com/office/word/2020/wordml/sdtdatahash" xmlns:w16sdtfl="http://schemas.microsoft.com/office/word/2024/wordml/sdtformatlock" xmlns:w16se="http://schemas.microsoft.com/office/word/2015/wordml/symex" xmlns:wpg="http://schemas.microsoft.com/office/word/2010/wordprocessingGroup" xmlns:wpi="http://schemas.microsoft.com/office/word/2010/wordprocessingInk" xmlns:wne="http://schemas.microsoft.com/office/word/2006/wordml" xmlns:wps="http://schemas.microsoft.com/office/word/2010/wordprocessingShape" mc:Ignorable="w14 w15 w16se w16cid w16 w16cex w16sdtdh w16sdtfl w16du wp14">
+  <w:abstractNum w:abstractNumId="0" w15:restartNumberingAfterBreak="0">
+    <w:nsid w:val="638C408B"/>
+    <w:multiLevelType w:val="multilevel"/>
+    <w:tmpl w:val="883CDD94"/>
+    <w:lvl w:ilvl="0">
+      <w:start w:val="1"/>
+      <w:numFmt w:val="bullet"/>
+      <w:lvlText w:val=""/>
+      <w:lvlJc w:val="left"/>
+      <w:pPr>
+        <w:tabs>
+          <w:tab w:val="num" w:pos="720"/>
+        </w:tabs>
+        <w:ind w:left="720" w:hanging="360"/>
+      </w:pPr>
+      <w:rPr>
+        <w:rFonts w:ascii="Symbol" w:hAnsi="Symbol" w:hint="default"/>
+        <w:sz w:val="20"/>
+      </w:rPr>
+    </w:lvl>
+    <w:lvl w:ilvl="1" w:tentative="1">
+      <w:start w:val="1"/>
+      <w:numFmt w:val="bullet"/>
+      <w:lvlText w:val="o"/>
+      <w:lvlJc w:val="left"/>
+      <w:pPr>
+        <w:tabs>
+          <w:tab w:val="num" w:pos="1440"/>
+        </w:tabs>
+        <w:ind w:left="1440" w:hanging="360"/>
+      </w:pPr>
+      <w:rPr>
+        <w:rFonts w:ascii="Courier New" w:hAnsi="Courier New" w:hint="default"/>
+        <w:sz w:val="20"/>
+      </w:rPr>
+    </w:lvl>
+    <w:lvl w:ilvl="2" w:tentative="1">
+      <w:start w:val="1"/>
+      <w:numFmt w:val="bullet"/>
+      <w:lvlText w:val=""/>
+      <w:lvlJc w:val="left"/>
+      <w:pPr>
+        <w:tabs>
+          <w:tab w:val="num" w:pos="2160"/>
+        </w:tabs>
+        <w:ind w:left="2160" w:hanging="360"/>
+      </w:pPr>
+      <w:rPr>
+        <w:rFonts w:ascii="Wingdings" w:hAnsi="Wingdings" w:hint="default"/>
+        <w:sz w:val="20"/>
+      </w:rPr>
+    </w:lvl>
+    <w:lvl w:ilvl="3" w:tentative="1">
+      <w:start w:val="1"/>
+      <w:numFmt w:val="bullet"/>
+      <w:lvlText w:val=""/>
+      <w:lvlJc w:val="left"/>
+      <w:pPr>
+        <w:tabs>
+          <w:tab w:val="num" w:pos="2880"/>
+        </w:tabs>
+        <w:ind w:left="2880" w:hanging="360"/>
+      </w:pPr>
+      <w:rPr>
+        <w:rFonts w:ascii="Wingdings" w:hAnsi="Wingdings" w:hint="default"/>
+        <w:sz w:val="20"/>
+      </w:rPr>
+    </w:lvl>
+    <w:lvl w:ilvl="4" w:tentative="1">
+      <w:start w:val="1"/>
+      <w:numFmt w:val="bullet"/>
+      <w:lvlText w:val=""/>
+      <w:lvlJc w:val="left"/>
+      <w:pPr>
+        <w:tabs>
+          <w:tab w:val="num" w:pos="3600"/>
+        </w:tabs>
+        <w:ind w:left="3600" w:hanging="360"/>
+      </w:pPr>
+      <w:rPr>
+        <w:rFonts w:ascii="Wingdings" w:hAnsi="Wingdings" w:hint="default"/>
+        <w:sz w:val="20"/>
+      </w:rPr>
+    </w:lvl>
+    <w:lvl w:ilvl="5" w:tentative="1">
+      <w:start w:val="1"/>
+      <w:numFmt w:val="bullet"/>
+      <w:lvlText w:val=""/>
+      <w:lvlJc w:val="left"/>
+      <w:pPr>
+        <w:tabs>
+          <w:tab w:val="num" w:pos="4320"/>
+        </w:tabs>
+        <w:ind w:left="4320" w:hanging="360"/>
+      </w:pPr>
+      <w:rPr>
+        <w:rFonts w:ascii="Wingdings" w:hAnsi="Wingdings" w:hint="default"/>
+        <w:sz w:val="20"/>
+      </w:rPr>
+    </w:lvl>
+    <w:lvl w:ilvl="6" w:tentative="1">
+      <w:start w:val="1"/>
+      <w:numFmt w:val="bullet"/>
+      <w:lvlText w:val=""/>
+      <w:lvlJc w:val="left"/>
+      <w:pPr>
+        <w:tabs>
+          <w:tab w:val="num" w:pos="5040"/>
+        </w:tabs>
+        <w:ind w:left="5040" w:hanging="360"/>
+      </w:pPr>
+      <w:rPr>
+        <w:rFonts w:ascii="Wingdings" w:hAnsi="Wingdings" w:hint="default"/>
+        <w:sz w:val="20"/>
+      </w:rPr>
+    </w:lvl>
+    <w:lvl w:ilvl="7" w:tentative="1">
+      <w:start w:val="1"/>
+      <w:numFmt w:val="bullet"/>
+      <w:lvlText w:val=""/>
+      <w:lvlJc w:val="left"/>
+      <w:pPr>
+        <w:tabs>
+          <w:tab w:val="num" w:pos="5760"/>
+        </w:tabs>
+        <w:ind w:left="5760" w:hanging="360"/>
+      </w:pPr>
+      <w:rPr>
+        <w:rFonts w:ascii="Wingdings" w:hAnsi="Wingdings" w:hint="default"/>
+        <w:sz w:val="20"/>
+      </w:rPr>
+    </w:lvl>
+    <w:lvl w:ilvl="8" w:tentative="1">
+      <w:start w:val="1"/>
+      <w:numFmt w:val="bullet"/>
+      <w:lvlText w:val=""/>
+      <w:lvlJc w:val="left"/>
+      <w:pPr>
+        <w:tabs>
+          <w:tab w:val="num" w:pos="6480"/>
+        </w:tabs>
+        <w:ind w:left="6480" w:hanging="360"/>
+      </w:pPr>
+      <w:rPr>
+        <w:rFonts w:ascii="Wingdings" w:hAnsi="Wingdings" w:hint="default"/>
+        <w:sz w:val="20"/>
+      </w:rPr>
+    </w:lvl>
+  </w:abstractNum>
+  <w:abstractNum w:abstractNumId="1" w15:restartNumberingAfterBreak="0">
+    <w:nsid w:val="764A4DFC"/>
+    <w:multiLevelType w:val="multilevel"/>
+    <w:tmpl w:val="06D21294"/>
+    <w:lvl w:ilvl="0">
+      <w:start w:val="1"/>
+      <w:numFmt w:val="bullet"/>
+      <w:lvlText w:val=""/>
+      <w:lvlJc w:val="left"/>
+      <w:pPr>
+        <w:tabs>
+          <w:tab w:val="num" w:pos="720"/>
+        </w:tabs>
+        <w:ind w:left="720" w:hanging="360"/>
+      </w:pPr>
+      <w:rPr>
+        <w:rFonts w:ascii="Symbol" w:hAnsi="Symbol" w:hint="default"/>
+        <w:sz w:val="20"/>
+      </w:rPr>
+    </w:lvl>
+    <w:lvl w:ilvl="1" w:tentative="1">
+      <w:start w:val="1"/>
+      <w:numFmt w:val="bullet"/>
+      <w:lvlText w:val="o"/>
+      <w:lvlJc w:val="left"/>
+      <w:pPr>
+        <w:tabs>
+          <w:tab w:val="num" w:pos="1440"/>
+        </w:tabs>
+        <w:ind w:left="1440" w:hanging="360"/>
+      </w:pPr>
+      <w:rPr>
+        <w:rFonts w:ascii="Courier New" w:hAnsi="Courier New" w:hint="default"/>
+        <w:sz w:val="20"/>
+      </w:rPr>
+    </w:lvl>
+    <w:lvl w:ilvl="2" w:tentative="1">
+      <w:start w:val="1"/>
+      <w:numFmt w:val="bullet"/>
+      <w:lvlText w:val=""/>
+      <w:lvlJc w:val="left"/>
+      <w:pPr>
+        <w:tabs>
+          <w:tab w:val="num" w:pos="2160"/>
+        </w:tabs>
+        <w:ind w:left="2160" w:hanging="360"/>
+      </w:pPr>
+      <w:rPr>
+        <w:rFonts w:ascii="Wingdings" w:hAnsi="Wingdings" w:hint="default"/>
+        <w:sz w:val="20"/>
+      </w:rPr>
+    </w:lvl>
+    <w:lvl w:ilvl="3" w:tentative="1">
+      <w:start w:val="1"/>
+      <w:numFmt w:val="bullet"/>
+      <w:lvlText w:val=""/>
+      <w:lvlJc w:val="left"/>
+      <w:pPr>
+        <w:tabs>
+          <w:tab w:val="num" w:pos="2880"/>
+        </w:tabs>
+        <w:ind w:left="2880" w:hanging="360"/>
+      </w:pPr>
+      <w:rPr>
+        <w:rFonts w:ascii="Wingdings" w:hAnsi="Wingdings" w:hint="default"/>
+        <w:sz w:val="20"/>
+      </w:rPr>
+    </w:lvl>
+    <w:lvl w:ilvl="4" w:tentative="1">
+      <w:start w:val="1"/>
+      <w:numFmt w:val="bullet"/>
+      <w:lvlText w:val=""/>
+      <w:lvlJc w:val="left"/>
+      <w:pPr>
+        <w:tabs>
+          <w:tab w:val="num" w:pos="3600"/>
+        </w:tabs>
+        <w:ind w:left="3600" w:hanging="360"/>
+      </w:pPr>
+      <w:rPr>
+        <w:rFonts w:ascii="Wingdings" w:hAnsi="Wingdings" w:hint="default"/>
+        <w:sz w:val="20"/>
+      </w:rPr>
+    </w:lvl>
+    <w:lvl w:ilvl="5" w:tentative="1">
+      <w:start w:val="1"/>
+      <w:numFmt w:val="bullet"/>
+      <w:lvlText w:val=""/>
+      <w:lvlJc w:val="left"/>
+      <w:pPr>
+        <w:tabs>
+          <w:tab w:val="num" w:pos="4320"/>
+        </w:tabs>
+        <w:ind w:left="4320" w:hanging="360"/>
+      </w:pPr>
+      <w:rPr>
+        <w:rFonts w:ascii="Wingdings" w:hAnsi="Wingdings" w:hint="default"/>
+        <w:sz w:val="20"/>
+      </w:rPr>
+    </w:lvl>
+    <w:lvl w:ilvl="6" w:tentative="1">
+      <w:start w:val="1"/>
+      <w:numFmt w:val="bullet"/>
+      <w:lvlText w:val=""/>
+      <w:lvlJc w:val="left"/>
+      <w:pPr>
+        <w:tabs>
+          <w:tab w:val="num" w:pos="5040"/>
+        </w:tabs>
+        <w:ind w:left="5040" w:hanging="360"/>
+      </w:pPr>
+      <w:rPr>
+        <w:rFonts w:ascii="Wingdings" w:hAnsi="Wingdings" w:hint="default"/>
+        <w:sz w:val="20"/>
+      </w:rPr>
+    </w:lvl>
+    <w:lvl w:ilvl="7" w:tentative="1">
+      <w:start w:val="1"/>
+      <w:numFmt w:val="bullet"/>
+      <w:lvlText w:val=""/>
+      <w:lvlJc w:val="left"/>
+      <w:pPr>
+        <w:tabs>
+          <w:tab w:val="num" w:pos="5760"/>
+        </w:tabs>
+        <w:ind w:left="5760" w:hanging="360"/>
+      </w:pPr>
+      <w:rPr>
+        <w:rFonts w:ascii="Wingdings" w:hAnsi="Wingdings" w:hint="default"/>
+        <w:sz w:val="20"/>
+      </w:rPr>
+    </w:lvl>
+    <w:lvl w:ilvl="8" w:tentative="1">
+      <w:start w:val="1"/>
+      <w:numFmt w:val="bullet"/>
+      <w:lvlText w:val=""/>
+      <w:lvlJc w:val="left"/>
+      <w:pPr>
+        <w:tabs>
+          <w:tab w:val="num" w:pos="6480"/>
+        </w:tabs>
+        <w:ind w:left="6480" w:hanging="360"/>
+      </w:pPr>
+      <w:rPr>
+        <w:rFonts w:ascii="Wingdings" w:hAnsi="Wingdings" w:hint="default"/>
+        <w:sz w:val="20"/>
+      </w:rPr>
+    </w:lvl>
+  </w:abstractNum>
+  <w:abstractNum w:abstractNumId="2" w15:restartNumberingAfterBreak="0">
+    <w:nsid w:val="76794624"/>
+    <w:multiLevelType w:val="multilevel"/>
+    <w:tmpl w:val="1EFC265C"/>
+    <w:lvl w:ilvl="0">
+      <w:start w:val="1"/>
+      <w:numFmt w:val="bullet"/>
+      <w:lvlText w:val=""/>
+      <w:lvlJc w:val="left"/>
+      <w:pPr>
+        <w:tabs>
+          <w:tab w:val="num" w:pos="720"/>
+        </w:tabs>
+        <w:ind w:left="720" w:hanging="360"/>
+      </w:pPr>
+      <w:rPr>
+        <w:rFonts w:ascii="Symbol" w:hAnsi="Symbol" w:hint="default"/>
+        <w:sz w:val="20"/>
+      </w:rPr>
+    </w:lvl>
+    <w:lvl w:ilvl="1" w:tentative="1">
+      <w:start w:val="1"/>
+      <w:numFmt w:val="bullet"/>
+      <w:lvlText w:val="o"/>
+      <w:lvlJc w:val="left"/>
+      <w:pPr>
+        <w:tabs>
+          <w:tab w:val="num" w:pos="1440"/>
+        </w:tabs>
+        <w:ind w:left="1440" w:hanging="360"/>
+      </w:pPr>
+      <w:rPr>
+        <w:rFonts w:ascii="Courier New" w:hAnsi="Courier New" w:hint="default"/>
+        <w:sz w:val="20"/>
+      </w:rPr>
+    </w:lvl>
+    <w:lvl w:ilvl="2" w:tentative="1">
+      <w:start w:val="1"/>
+      <w:numFmt w:val="bullet"/>
+      <w:lvlText w:val=""/>
+      <w:lvlJc w:val="left"/>
+      <w:pPr>
+        <w:tabs>
+          <w:tab w:val="num" w:pos="2160"/>
+        </w:tabs>
+        <w:ind w:left="2160" w:hanging="360"/>
+      </w:pPr>
+      <w:rPr>
+        <w:rFonts w:ascii="Wingdings" w:hAnsi="Wingdings" w:hint="default"/>
+        <w:sz w:val="20"/>
+      </w:rPr>
+    </w:lvl>
+    <w:lvl w:ilvl="3" w:tentative="1">
+      <w:start w:val="1"/>
+      <w:numFmt w:val="bullet"/>
+      <w:lvlText w:val=""/>
+      <w:lvlJc w:val="left"/>
+      <w:pPr>
+        <w:tabs>
+          <w:tab w:val="num" w:pos="2880"/>
+        </w:tabs>
+        <w:ind w:left="2880" w:hanging="360"/>
+      </w:pPr>
+      <w:rPr>
+        <w:rFonts w:ascii="Wingdings" w:hAnsi="Wingdings" w:hint="default"/>
+        <w:sz w:val="20"/>
+      </w:rPr>
+    </w:lvl>
+    <w:lvl w:ilvl="4" w:tentative="1">
+      <w:start w:val="1"/>
+      <w:numFmt w:val="bullet"/>
+      <w:lvlText w:val=""/>
+      <w:lvlJc w:val="left"/>
+      <w:pPr>
+        <w:tabs>
+          <w:tab w:val="num" w:pos="3600"/>
+        </w:tabs>
+        <w:ind w:left="3600" w:hanging="360"/>
+      </w:pPr>
+      <w:rPr>
+        <w:rFonts w:ascii="Wingdings" w:hAnsi="Wingdings" w:hint="default"/>
+        <w:sz w:val="20"/>
+      </w:rPr>
+    </w:lvl>
+    <w:lvl w:ilvl="5" w:tentative="1">
+      <w:start w:val="1"/>
+      <w:numFmt w:val="bullet"/>
+      <w:lvlText w:val=""/>
+      <w:lvlJc w:val="left"/>
+      <w:pPr>
+        <w:tabs>
+          <w:tab w:val="num" w:pos="4320"/>
+        </w:tabs>
+        <w:ind w:left="4320" w:hanging="360"/>
+      </w:pPr>
+      <w:rPr>
+        <w:rFonts w:ascii="Wingdings" w:hAnsi="Wingdings" w:hint="default"/>
+        <w:sz w:val="20"/>
+      </w:rPr>
+    </w:lvl>
+    <w:lvl w:ilvl="6" w:tentative="1">
+      <w:start w:val="1"/>
+      <w:numFmt w:val="bullet"/>
+      <w:lvlText w:val=""/>
+      <w:lvlJc w:val="left"/>
+      <w:pPr>
+        <w:tabs>
+          <w:tab w:val="num" w:pos="5040"/>
+        </w:tabs>
+        <w:ind w:left="5040" w:hanging="360"/>
+      </w:pPr>
+      <w:rPr>
+        <w:rFonts w:ascii="Wingdings" w:hAnsi="Wingdings" w:hint="default"/>
+        <w:sz w:val="20"/>
+      </w:rPr>
+    </w:lvl>
+    <w:lvl w:ilvl="7" w:tentative="1">
+      <w:start w:val="1"/>
+      <w:numFmt w:val="bullet"/>
+      <w:lvlText w:val=""/>
+      <w:lvlJc w:val="left"/>
+      <w:pPr>
+        <w:tabs>
+          <w:tab w:val="num" w:pos="5760"/>
+        </w:tabs>
+        <w:ind w:left="5760" w:hanging="360"/>
+      </w:pPr>
+      <w:rPr>
+        <w:rFonts w:ascii="Wingdings" w:hAnsi="Wingdings" w:hint="default"/>
+        <w:sz w:val="20"/>
+      </w:rPr>
+    </w:lvl>
+    <w:lvl w:ilvl="8" w:tentative="1">
+      <w:start w:val="1"/>
+      <w:numFmt w:val="bullet"/>
+      <w:lvlText w:val=""/>
+      <w:lvlJc w:val="left"/>
+      <w:pPr>
+        <w:tabs>
+          <w:tab w:val="num" w:pos="6480"/>
+        </w:tabs>
+        <w:ind w:left="6480" w:hanging="360"/>
+      </w:pPr>
+      <w:rPr>
+        <w:rFonts w:ascii="Wingdings" w:hAnsi="Wingdings" w:hint="default"/>
+        <w:sz w:val="20"/>
+      </w:rPr>
+    </w:lvl>
+  </w:abstractNum>
+  <w:abstractNum w:abstractNumId="3" w15:restartNumberingAfterBreak="0">
+    <w:nsid w:val="7A4A33C2"/>
+    <w:multiLevelType w:val="multilevel"/>
+    <w:tmpl w:val="9CE46044"/>
+    <w:lvl w:ilvl="0">
+      <w:start w:val="1"/>
+      <w:numFmt w:val="bullet"/>
+      <w:lvlText w:val=""/>
+      <w:lvlJc w:val="left"/>
+      <w:pPr>
+        <w:tabs>
+          <w:tab w:val="num" w:pos="720"/>
+        </w:tabs>
+        <w:ind w:left="720" w:hanging="360"/>
+      </w:pPr>
+      <w:rPr>
+        <w:rFonts w:ascii="Symbol" w:hAnsi="Symbol" w:hint="default"/>
+        <w:sz w:val="20"/>
+      </w:rPr>
+    </w:lvl>
+    <w:lvl w:ilvl="1" w:tentative="1">
+      <w:start w:val="1"/>
+      <w:numFmt w:val="bullet"/>
+      <w:lvlText w:val="o"/>
+      <w:lvlJc w:val="left"/>
+      <w:pPr>
+        <w:tabs>
+          <w:tab w:val="num" w:pos="1440"/>
+        </w:tabs>
+        <w:ind w:left="1440" w:hanging="360"/>
+      </w:pPr>
+      <w:rPr>
+        <w:rFonts w:ascii="Courier New" w:hAnsi="Courier New" w:hint="default"/>
+        <w:sz w:val="20"/>
+      </w:rPr>
+    </w:lvl>
+    <w:lvl w:ilvl="2" w:tentative="1">
+      <w:start w:val="1"/>
+      <w:numFmt w:val="bullet"/>
+      <w:lvlText w:val=""/>
+      <w:lvlJc w:val="left"/>
+      <w:pPr>
+        <w:tabs>
+          <w:tab w:val="num" w:pos="2160"/>
+        </w:tabs>
+        <w:ind w:left="2160" w:hanging="360"/>
+      </w:pPr>
+      <w:rPr>
+        <w:rFonts w:ascii="Wingdings" w:hAnsi="Wingdings" w:hint="default"/>
+        <w:sz w:val="20"/>
+      </w:rPr>
+    </w:lvl>
+    <w:lvl w:ilvl="3" w:tentative="1">
+      <w:start w:val="1"/>
+      <w:numFmt w:val="bullet"/>
+      <w:lvlText w:val=""/>
+      <w:lvlJc w:val="left"/>
+      <w:pPr>
+        <w:tabs>
+          <w:tab w:val="num" w:pos="2880"/>
+        </w:tabs>
+        <w:ind w:left="2880" w:hanging="360"/>
+      </w:pPr>
+      <w:rPr>
+        <w:rFonts w:ascii="Wingdings" w:hAnsi="Wingdings" w:hint="default"/>
+        <w:sz w:val="20"/>
+      </w:rPr>
+    </w:lvl>
+    <w:lvl w:ilvl="4" w:tentative="1">
+      <w:start w:val="1"/>
+      <w:numFmt w:val="bullet"/>
+      <w:lvlText w:val=""/>
+      <w:lvlJc w:val="left"/>
+      <w:pPr>
+        <w:tabs>
+          <w:tab w:val="num" w:pos="3600"/>
+        </w:tabs>
+        <w:ind w:left="3600" w:hanging="360"/>
+      </w:pPr>
+      <w:rPr>
+        <w:rFonts w:ascii="Wingdings" w:hAnsi="Wingdings" w:hint="default"/>
+        <w:sz w:val="20"/>
+      </w:rPr>
+    </w:lvl>
+    <w:lvl w:ilvl="5" w:tentative="1">
+      <w:start w:val="1"/>
+      <w:numFmt w:val="bullet"/>
+      <w:lvlText w:val=""/>
+      <w:lvlJc w:val="left"/>
+      <w:pPr>
+        <w:tabs>
+          <w:tab w:val="num" w:pos="4320"/>
+        </w:tabs>
+        <w:ind w:left="4320" w:hanging="360"/>
+      </w:pPr>
+      <w:rPr>
+        <w:rFonts w:ascii="Wingdings" w:hAnsi="Wingdings" w:hint="default"/>
+        <w:sz w:val="20"/>
+      </w:rPr>
+    </w:lvl>
+    <w:lvl w:ilvl="6" w:tentative="1">
+      <w:start w:val="1"/>
+      <w:numFmt w:val="bullet"/>
+      <w:lvlText w:val=""/>
+      <w:lvlJc w:val="left"/>
+      <w:pPr>
+        <w:tabs>
+          <w:tab w:val="num" w:pos="5040"/>
+        </w:tabs>
+        <w:ind w:left="5040" w:hanging="360"/>
+      </w:pPr>
+      <w:rPr>
+        <w:rFonts w:ascii="Wingdings" w:hAnsi="Wingdings" w:hint="default"/>
+        <w:sz w:val="20"/>
+      </w:rPr>
+    </w:lvl>
+    <w:lvl w:ilvl="7" w:tentative="1">
+      <w:start w:val="1"/>
+      <w:numFmt w:val="bullet"/>
+      <w:lvlText w:val=""/>
+      <w:lvlJc w:val="left"/>
+      <w:pPr>
+        <w:tabs>
+          <w:tab w:val="num" w:pos="5760"/>
+        </w:tabs>
+        <w:ind w:left="5760" w:hanging="360"/>
+      </w:pPr>
+      <w:rPr>
+        <w:rFonts w:ascii="Wingdings" w:hAnsi="Wingdings" w:hint="default"/>
+        <w:sz w:val="20"/>
+      </w:rPr>
+    </w:lvl>
+    <w:lvl w:ilvl="8" w:tentative="1">
+      <w:start w:val="1"/>
+      <w:numFmt w:val="bullet"/>
+      <w:lvlText w:val=""/>
+      <w:lvlJc w:val="left"/>
+      <w:pPr>
+        <w:tabs>
+          <w:tab w:val="num" w:pos="6480"/>
+        </w:tabs>
+        <w:ind w:left="6480" w:hanging="360"/>
+      </w:pPr>
+      <w:rPr>
+        <w:rFonts w:ascii="Wingdings" w:hAnsi="Wingdings" w:hint="default"/>
+        <w:sz w:val="20"/>
+      </w:rPr>
+    </w:lvl>
+  </w:abstractNum>
+  <w:abstractNum w:abstractNumId="4" w15:restartNumberingAfterBreak="0">
+    <w:nsid w:val="7DBC7744"/>
+    <w:multiLevelType w:val="multilevel"/>
+    <w:tmpl w:val="8D1CE812"/>
+    <w:lvl w:ilvl="0">
+      <w:start w:val="1"/>
+      <w:numFmt w:val="bullet"/>
+      <w:lvlText w:val=""/>
+      <w:lvlJc w:val="left"/>
+      <w:pPr>
+        <w:tabs>
+          <w:tab w:val="num" w:pos="720"/>
+        </w:tabs>
+        <w:ind w:left="720" w:hanging="360"/>
+      </w:pPr>
+      <w:rPr>
+        <w:rFonts w:ascii="Symbol" w:hAnsi="Symbol" w:hint="default"/>
+        <w:sz w:val="20"/>
+      </w:rPr>
+    </w:lvl>
+    <w:lvl w:ilvl="1" w:tentative="1">
+      <w:start w:val="1"/>
+      <w:numFmt w:val="bullet"/>
+      <w:lvlText w:val="o"/>
+      <w:lvlJc w:val="left"/>
+      <w:pPr>
+        <w:tabs>
+          <w:tab w:val="num" w:pos="1440"/>
+        </w:tabs>
+        <w:ind w:left="1440" w:hanging="360"/>
+      </w:pPr>
+      <w:rPr>
+        <w:rFonts w:ascii="Courier New" w:hAnsi="Courier New" w:hint="default"/>
+        <w:sz w:val="20"/>
+      </w:rPr>
+    </w:lvl>
+    <w:lvl w:ilvl="2" w:tentative="1">
+      <w:start w:val="1"/>
+      <w:numFmt w:val="bullet"/>
+      <w:lvlText w:val=""/>
+      <w:lvlJc w:val="left"/>
+      <w:pPr>
+        <w:tabs>
+          <w:tab w:val="num" w:pos="2160"/>
+        </w:tabs>
+        <w:ind w:left="2160" w:hanging="360"/>
+      </w:pPr>
+      <w:rPr>
+        <w:rFonts w:ascii="Wingdings" w:hAnsi="Wingdings" w:hint="default"/>
+        <w:sz w:val="20"/>
+      </w:rPr>
+    </w:lvl>
+    <w:lvl w:ilvl="3" w:tentative="1">
+      <w:start w:val="1"/>
+      <w:numFmt w:val="bullet"/>
+      <w:lvlText w:val=""/>
+      <w:lvlJc w:val="left"/>
+      <w:pPr>
+        <w:tabs>
+          <w:tab w:val="num" w:pos="2880"/>
+        </w:tabs>
+        <w:ind w:left="2880" w:hanging="360"/>
+      </w:pPr>
+      <w:rPr>
+        <w:rFonts w:ascii="Wingdings" w:hAnsi="Wingdings" w:hint="default"/>
+        <w:sz w:val="20"/>
+      </w:rPr>
+    </w:lvl>
+    <w:lvl w:ilvl="4" w:tentative="1">
+      <w:start w:val="1"/>
+      <w:numFmt w:val="bullet"/>
+      <w:lvlText w:val=""/>
+      <w:lvlJc w:val="left"/>
+      <w:pPr>
+        <w:tabs>
+          <w:tab w:val="num" w:pos="3600"/>
+        </w:tabs>
+        <w:ind w:left="3600" w:hanging="360"/>
+      </w:pPr>
+      <w:rPr>
+        <w:rFonts w:ascii="Wingdings" w:hAnsi="Wingdings" w:hint="default"/>
+        <w:sz w:val="20"/>
+      </w:rPr>
+    </w:lvl>
+    <w:lvl w:ilvl="5" w:tentative="1">
+      <w:start w:val="1"/>
+      <w:numFmt w:val="bullet"/>
+      <w:lvlText w:val=""/>
+      <w:lvlJc w:val="left"/>
+      <w:pPr>
+        <w:tabs>
+          <w:tab w:val="num" w:pos="4320"/>
+        </w:tabs>
+        <w:ind w:left="4320" w:hanging="360"/>
+      </w:pPr>
+      <w:rPr>
+        <w:rFonts w:ascii="Wingdings" w:hAnsi="Wingdings" w:hint="default"/>
+        <w:sz w:val="20"/>
+      </w:rPr>
+    </w:lvl>
+    <w:lvl w:ilvl="6" w:tentative="1">
+      <w:start w:val="1"/>
+      <w:numFmt w:val="bullet"/>
+      <w:lvlText w:val=""/>
+      <w:lvlJc w:val="left"/>
+      <w:pPr>
+        <w:tabs>
+          <w:tab w:val="num" w:pos="5040"/>
+        </w:tabs>
+        <w:ind w:left="5040" w:hanging="360"/>
+      </w:pPr>
+      <w:rPr>
+        <w:rFonts w:ascii="Wingdings" w:hAnsi="Wingdings" w:hint="default"/>
+        <w:sz w:val="20"/>
+      </w:rPr>
+    </w:lvl>
+    <w:lvl w:ilvl="7" w:tentative="1">
+      <w:start w:val="1"/>
+      <w:numFmt w:val="bullet"/>
+      <w:lvlText w:val=""/>
+      <w:lvlJc w:val="left"/>
+      <w:pPr>
+        <w:tabs>
+          <w:tab w:val="num" w:pos="5760"/>
+        </w:tabs>
+        <w:ind w:left="5760" w:hanging="360"/>
+      </w:pPr>
+      <w:rPr>
+        <w:rFonts w:ascii="Wingdings" w:hAnsi="Wingdings" w:hint="default"/>
+        <w:sz w:val="20"/>
+      </w:rPr>
+    </w:lvl>
+    <w:lvl w:ilvl="8" w:tentative="1">
+      <w:start w:val="1"/>
+      <w:numFmt w:val="bullet"/>
+      <w:lvlText w:val=""/>
+      <w:lvlJc w:val="left"/>
+      <w:pPr>
+        <w:tabs>
+          <w:tab w:val="num" w:pos="6480"/>
+        </w:tabs>
+        <w:ind w:left="6480" w:hanging="360"/>
+      </w:pPr>
+      <w:rPr>
+        <w:rFonts w:ascii="Wingdings" w:hAnsi="Wingdings" w:hint="default"/>
+        <w:sz w:val="20"/>
+      </w:rPr>
+    </w:lvl>
+  </w:abstractNum>
+  <w:abstractNum w:abstractNumId="5" w15:restartNumberingAfterBreak="0">
+    <w:nsid w:val="7EB07B7E"/>
+    <w:multiLevelType w:val="multilevel"/>
+    <w:tmpl w:val="E3827D76"/>
+    <w:lvl w:ilvl="0">
+      <w:start w:val="1"/>
+      <w:numFmt w:val="bullet"/>
+      <w:lvlText w:val=""/>
+      <w:lvlJc w:val="left"/>
+      <w:pPr>
+        <w:tabs>
+          <w:tab w:val="num" w:pos="720"/>
+        </w:tabs>
+        <w:ind w:left="720" w:hanging="360"/>
+      </w:pPr>
+      <w:rPr>
+        <w:rFonts w:ascii="Symbol" w:hAnsi="Symbol" w:hint="default"/>
+        <w:sz w:val="20"/>
+      </w:rPr>
+    </w:lvl>
+    <w:lvl w:ilvl="1" w:tentative="1">
+      <w:start w:val="1"/>
+      <w:numFmt w:val="bullet"/>
+      <w:lvlText w:val="o"/>
+      <w:lvlJc w:val="left"/>
+      <w:pPr>
+        <w:tabs>
+          <w:tab w:val="num" w:pos="1440"/>
+        </w:tabs>
+        <w:ind w:left="1440" w:hanging="360"/>
+      </w:pPr>
+      <w:rPr>
+        <w:rFonts w:ascii="Courier New" w:hAnsi="Courier New" w:hint="default"/>
+        <w:sz w:val="20"/>
+      </w:rPr>
+    </w:lvl>
+    <w:lvl w:ilvl="2" w:tentative="1">
+      <w:start w:val="1"/>
+      <w:numFmt w:val="bullet"/>
+      <w:lvlText w:val=""/>
+      <w:lvlJc w:val="left"/>
+      <w:pPr>
+        <w:tabs>
+          <w:tab w:val="num" w:pos="2160"/>
+        </w:tabs>
+        <w:ind w:left="2160" w:hanging="360"/>
+      </w:pPr>
+      <w:rPr>
+        <w:rFonts w:ascii="Wingdings" w:hAnsi="Wingdings" w:hint="default"/>
+        <w:sz w:val="20"/>
+      </w:rPr>
+    </w:lvl>
+    <w:lvl w:ilvl="3" w:tentative="1">
+      <w:start w:val="1"/>
+      <w:numFmt w:val="bullet"/>
+      <w:lvlText w:val=""/>
+      <w:lvlJc w:val="left"/>
+      <w:pPr>
+        <w:tabs>
+          <w:tab w:val="num" w:pos="2880"/>
+        </w:tabs>
+        <w:ind w:left="2880" w:hanging="360"/>
+      </w:pPr>
+      <w:rPr>
+        <w:rFonts w:ascii="Wingdings" w:hAnsi="Wingdings" w:hint="default"/>
+        <w:sz w:val="20"/>
+      </w:rPr>
+    </w:lvl>
+    <w:lvl w:ilvl="4" w:tentative="1">
+      <w:start w:val="1"/>
+      <w:numFmt w:val="bullet"/>
+      <w:lvlText w:val=""/>
+      <w:lvlJc w:val="left"/>
+      <w:pPr>
+        <w:tabs>
+          <w:tab w:val="num" w:pos="3600"/>
+        </w:tabs>
+        <w:ind w:left="3600" w:hanging="360"/>
+      </w:pPr>
+      <w:rPr>
+        <w:rFonts w:ascii="Wingdings" w:hAnsi="Wingdings" w:hint="default"/>
+        <w:sz w:val="20"/>
+      </w:rPr>
+    </w:lvl>
+    <w:lvl w:ilvl="5" w:tentative="1">
+      <w:start w:val="1"/>
+      <w:numFmt w:val="bullet"/>
+      <w:lvlText w:val=""/>
+      <w:lvlJc w:val="left"/>
+      <w:pPr>
+        <w:tabs>
+          <w:tab w:val="num" w:pos="4320"/>
+        </w:tabs>
+        <w:ind w:left="4320" w:hanging="360"/>
+      </w:pPr>
+      <w:rPr>
+        <w:rFonts w:ascii="Wingdings" w:hAnsi="Wingdings" w:hint="default"/>
+        <w:sz w:val="20"/>
+      </w:rPr>
+    </w:lvl>
+    <w:lvl w:ilvl="6" w:tentative="1">
+      <w:start w:val="1"/>
+      <w:numFmt w:val="bullet"/>
+      <w:lvlText w:val=""/>
+      <w:lvlJc w:val="left"/>
+      <w:pPr>
+        <w:tabs>
+          <w:tab w:val="num" w:pos="5040"/>
+        </w:tabs>
+        <w:ind w:left="5040" w:hanging="360"/>
+      </w:pPr>
+      <w:rPr>
+        <w:rFonts w:ascii="Wingdings" w:hAnsi="Wingdings" w:hint="default"/>
+        <w:sz w:val="20"/>
+      </w:rPr>
+    </w:lvl>
+    <w:lvl w:ilvl="7" w:tentative="1">
+      <w:start w:val="1"/>
+      <w:numFmt w:val="bullet"/>
+      <w:lvlText w:val=""/>
+      <w:lvlJc w:val="left"/>
+      <w:pPr>
+        <w:tabs>
+          <w:tab w:val="num" w:pos="5760"/>
+        </w:tabs>
+        <w:ind w:left="5760" w:hanging="360"/>
+      </w:pPr>
+      <w:rPr>
+        <w:rFonts w:ascii="Wingdings" w:hAnsi="Wingdings" w:hint="default"/>
+        <w:sz w:val="20"/>
+      </w:rPr>
+    </w:lvl>
+    <w:lvl w:ilvl="8" w:tentative="1">
+      <w:start w:val="1"/>
+      <w:numFmt w:val="bullet"/>
+      <w:lvlText w:val=""/>
+      <w:lvlJc w:val="left"/>
+      <w:pPr>
+        <w:tabs>
+          <w:tab w:val="num" w:pos="6480"/>
+        </w:tabs>
+        <w:ind w:left="6480" w:hanging="360"/>
+      </w:pPr>
+      <w:rPr>
+        <w:rFonts w:ascii="Wingdings" w:hAnsi="Wingdings" w:hint="default"/>
+        <w:sz w:val="20"/>
+      </w:rPr>
+    </w:lvl>
+  </w:abstractNum>
+  <w:num w:numId="1" w16cid:durableId="1404258748">
+    <w:abstractNumId w:val="3"/>
+  </w:num>
+  <w:num w:numId="2" w16cid:durableId="1591429884">
+    <w:abstractNumId w:val="4"/>
+  </w:num>
+  <w:num w:numId="3" w16cid:durableId="249848704">
+    <w:abstractNumId w:val="2"/>
+  </w:num>
+  <w:num w:numId="4" w16cid:durableId="1252397225">
+    <w:abstractNumId w:val="5"/>
+  </w:num>
+  <w:num w:numId="5" w16cid:durableId="296226118">
+    <w:abstractNumId w:val="0"/>
+  </w:num>
+  <w:num w:numId="6" w16cid:durableId="253591393">
+    <w:abstractNumId w:val="1"/>
+  </w:num>
+</w:numbering>
 </file>
 
 <file path=word/styles.xml><?xml version="1.0" encoding="utf-8"?>
@@ -1647,7 +2863,6 @@
   <w:style w:type="character" w:default="1" w:styleId="DefaultParagraphFont">
     <w:name w:val="Default Paragraph Font"/>
     <w:uiPriority w:val="1"/>
-    <w:semiHidden/>
     <w:unhideWhenUsed/>
   </w:style>
   <w:style w:type="table" w:default="1" w:styleId="TableNormal">
